--- a/javoblar/014.docx
+++ b/javoblar/014.docx
@@ -35,7 +35,7 @@
         <w:jc w:val="both"/>
       </w:pPr>
       <w:r>
-        <w:t xml:space="preserve">Jahon sog'liqni saqlash tashkiloti (JSST) ma'lumotiga ko'ra, DPM faoliyati natijasida hosil bo'ladigan chiqindilarning taxminan 85% i oddiy, xavfsiz, maishiy chiqindiga o'xshash chiqindi bo'lib, qolgan 15% i xavfli — infeksion, kimyoviy yoki radioaktiv chiqindi hisoblanadi [2]. Shu asosda tibbiy chiqindilar bir necha sinfga bo'linadi: xavfsiz (epidemik jihatdan xavfsiz, maishiyga o'xshash), epidemik xavfli (qon va biologik suyuqliklar bilan ifloslangan, infeksion), o'ta xavfli (o'ta xavfli infeksiyalar bilan ishlagan materiallar), toksikologik xavfli (kimyoviy, dori) va radioaktiv chiqindilar. Har bir sinf alohida yig'iladi va ishlov beriladi [1]. Chiqindilarni to'g'ri tasniflash juda muhim, chunki xavfsiz va xavfli chiqindilarning aralashib ketishi butun chiqindi oqimini xavfli deb qarashga va keraksiz resurs sarfiga olib keladi; aksincha, xavfli chiqindining xavfsiz chiqindi bilan birga tashlanishi esa jiddiy epidemiologik xavf tug'diradi. Shu bois sinflash tizimi oddiy, aniq va barcha xodimlar uchun tushunarli bo'lishi, rangli belgilash standartlashtirilishi kerak. To'g'ri tasniflash xavfli chiqindi hajmini real darajada ushlab turish va xarajatlarni optimallashtirish imkonini ham beradi.</w:t>
+        <w:t xml:space="preserve">Jahon sog'liqni saqlash tashkiloti (JSST) ma'lumotiga ko'ra, DPM faoliyati natijasida hosil bo'ladigan chiqindilarning taxminan 85% i oddiy, xavfsiz, maishiy chiqindiga o'xshash chiqindi bo'lib, qolgan 15% i xavfli — infeksion, kimyoviy yoki radioaktiv chiqindi hisoblanadi [2]. Shu asosda tibbiy chiqindilar bir necha sinfga bo'linadi: xavfsiz (epidemik jihatdan xavfsiz, maishiyga o'xshash), epidemik xavfli (qon va biologik suyuqliklar bilan ifloslangan, infeksion), o'ta xavfli (o'ta xavfli infeksiyalar bilan ishlagan materiallar), toksikologik xavfli (kimyoviy, dori) va radioaktiv chiqindilar. Har bir sinf alohida yig'iladi va ishlov beriladi [1]. O'zbekistonda bu masala O'zR SanQvaM № 0317-15 — "Respublika davolash-profilaktika muassasalarida chiqindilarni yig'ish, saqlash va utilizatsiya qilishning sanitariya qoidalari va me'yorlari" bilan tartibga solingan (O'zR Bosh davlat sanitariya vrachi tomonidan 2015-yil 2-fevralda tasdiqlangan) [1]. Chiqindilarni to'g'ri tasniflash juda muhim, chunki xavfsiz va xavfli chiqindilarning aralashib ketishi butun chiqindi oqimini xavfli deb qarashga va keraksiz resurs sarfiga olib keladi; aksincha, xavfli chiqindining xavfsiz chiqindi bilan birga tashlanishi esa jiddiy epidemiologik xavf tug'diradi. Shu bois sinflash tizimi oddiy, aniq va barcha xodimlar uchun tushunarli bo'lishi, rangli belgilash standartlashtirilishi kerak. To'g'ri tasniflash xavfli chiqindi hajmini real darajada ushlab turish va xarajatlarni optimallashtirish imkonini ham beradi.</w:t>
       </w:r>
     </w:p>
     <w:p>
@@ -165,7 +165,7 @@
         <w:spacing w:after="40"/>
       </w:pPr>
       <w:r>
-        <w:t xml:space="preserve">World Health Organization. Health-care waste (fact sheet); Safe management of wastes from health-care activities (Prüss et al.); Immunization waste management. URL: https://www.who.int/news-room/fact-sheets/detail/health-care-waste</w:t>
+        <w:t xml:space="preserve">O'zR SanQvaM № 0317-15. Respublika davolash-profilaktika muassasalarida chiqindilarni yig'ish, saqlash va utilizatsiya qilishning sanitariya qoidalari va me'yorlari. — Toshkent, 2015 (O'zR Bosh davlat sanitariya vrachi S.S. Saidaliyev tomonidan 02.02.2015 tasdiqlangan). Nusxa: xayrullokomilov.uz/kutubxona (ochiq manba).</w:t>
       </w:r>
     </w:p>
     <w:p>
@@ -178,7 +178,20 @@
         <w:spacing w:after="40"/>
       </w:pPr>
       <w:r>
-        <w:t xml:space="preserve">O'zbekiston Respublikasi SanPiN (tibbiy chiqindilar bilan ishlash) va uslubiy ko'rsatmalari. Matn: xayrullokomilov.uz kutubxonasi (ochiq manba). URL: https://xayrullokomilov.uz/kutubxona</w:t>
+        <w:t xml:space="preserve">World Health Organization. Safe management of wastes from health-care activities (eds. Chartier Y. et al.), 2nd ed. Geneva: WHO, 2014; Health-care waste (fact sheet). URL: https://www.who.int/news-room/fact-sheets/detail/health-care-waste</w:t>
+      </w:r>
+    </w:p>
+    <w:p>
+      <w:pPr>
+        <w:pStyle w:val="ListParagraph"/>
+        <w:numPr>
+          <w:ilvl w:val="0"/>
+          <w:numId w:val="2"/>
+        </w:numPr>
+        <w:spacing w:after="40"/>
+      </w:pPr>
+      <w:r>
+        <w:t xml:space="preserve">Umumiy epidemiologiya va gospital infeksiyalar profilaktikasi. Oliy tibbiy ta'lim muassasalari uchun darslik. — Toshkent: Tibbiyot nashriyoti.</w:t>
       </w:r>
     </w:p>
     <w:sectPr>

--- a/javoblar/014.docx
+++ b/javoblar/014.docx
@@ -165,7 +165,7 @@
         <w:spacing w:after="40"/>
       </w:pPr>
       <w:r>
-        <w:t xml:space="preserve">O'zR SanQvaM № 0317-15. Respublika davolash-profilaktika muassasalarida chiqindilarni yig'ish, saqlash va utilizatsiya qilishning sanitariya qoidalari va me'yorlari. — Toshkent, 2015 (O'zR Bosh davlat sanitariya vrachi S.S. Saidaliyev tomonidan 02.02.2015 tasdiqlangan). Nusxa: xayrullokomilov.uz/kutubxona (ochiq manba).</w:t>
+        <w:t xml:space="preserve">SanQvaM № 0317-15. Respublika davolash-profilaktika muassasalarida chiqindilarni yig'ish, saqlash va utilizatsiya qilishning sanitariya qoidalari va me'yorlari. — Toshkent, 2015.</w:t>
       </w:r>
     </w:p>
     <w:p>
@@ -178,7 +178,7 @@
         <w:spacing w:after="40"/>
       </w:pPr>
       <w:r>
-        <w:t xml:space="preserve">World Health Organization. Safe management of wastes from health-care activities (eds. Chartier Y. et al.), 2nd ed. Geneva: WHO, 2014; Health-care waste (fact sheet). URL: https://www.who.int/news-room/fact-sheets/detail/health-care-waste</w:t>
+        <w:t xml:space="preserve">World Health Organization. Safe management of wastes from health-care activities, 2nd ed., 2014; Health-care waste (fact sheet). URL: https://www.who.int/news-room/fact-sheets/detail/health-care-waste</w:t>
       </w:r>
     </w:p>
     <w:p>
@@ -191,7 +191,7 @@
         <w:spacing w:after="40"/>
       </w:pPr>
       <w:r>
-        <w:t xml:space="preserve">Umumiy epidemiologiya va gospital infeksiyalar profilaktikasi. Oliy tibbiy ta'lim muassasalari uchun darslik. — Toshkent: Tibbiyot nashriyoti.</w:t>
+        <w:t xml:space="preserve">Mirtazayev O.M., Zuyeva L.P., Matnazarova G.S. Epidemiologiya. — Toshkent, 2016.</w:t>
       </w:r>
     </w:p>
     <w:sectPr>

--- a/javoblar/014.docx
+++ b/javoblar/014.docx
@@ -8,7 +8,7 @@
         <w:spacing w:after="200"/>
       </w:pPr>
       <w:r>
-        <w:t xml:space="preserve">14. DPMda bir marotaba ishlatiladigan tibbiy anjomlar va chiqindilarni xavfsiz yo'qotilishiga qo'yiladigan talablar, va usullari</w:t>
+        <w:t xml:space="preserve">14. Markaziy sterilizatsiya bo'limi faoliyatiga qo'yiladigan talablar</w:t>
       </w:r>
     </w:p>
     <w:p>
@@ -17,7 +17,7 @@
         <w:jc w:val="both"/>
       </w:pPr>
       <w:r>
-        <w:t xml:space="preserve">Davolash-profilaktika muassasalarida (DPM) bir marta ishlatiladigan tibbiy anjomlar (shpritslar, igna, sistemalar, qo'lqoplar, kateterlar) keng qo'llaniladi, chunki ular qayta ishlatish bilan bog'liq infeksiya yuqtirish xavfini yo'qotadi. Biroq foydalanilgandan so'ng bunday anjomlar va boshqa tibbiy chiqindilar potensial xavfli bo'lib, ularni xavfsiz zararsizlantirish va yo'qotish infeksion xavfsizlikning muhim qismidir. Noto'g'ri boshqarilgan tibbiy chiqindi tibbiy xodimlar, bemorlar va aholini jarohat hamda infeksiya xavfiga qo'yadi. Shu bois chiqindilar bilan ishlashga qat'iy sanitariya talablari qo'yiladi va bu jarayon davlat sanitariya nazorati ostida bo'ladi [1][2]. Bir marta ishlatiladigan anjomlarning ustunligi — ularning steril, individual qadoqda bo'lishi va qayta ishlatish zaruratini yo'qotishidir; biroq bu ularning hosil qiladigan chiqindi hajmini oshiradi va boshqaruvni murakkablashtiradi.</w:t>
+        <w:t xml:space="preserve">Markaziy sterilizatsiya bo'limi (MSB) — davolash-profilaktika muassasasining (DPM) tibbiy asbob-uskunalar va materiallarni bir joyda, markazlashgan tarzda tozalash, dezinfeksiya qilish va sterilizatsiyalash bilan shug'ullanuvchi tarkibiy bo'linmasidir. MSBning asosiy maqsadi — tibbiy aralashuvlar natijasida yuzaga keladigan shifoxona ichi (gospital) infeksiyalarining oldini olishdir. Markazlashtirilgan sterilizatsiya tarqoq, bo'limma-bo'lim o'tkaziladigan sterilizatsiyaga nisbatan bir qator ustunlikka ega: u sifat nazoratini bir joyda birlashtiradi, resurslar va jihozlardan samarali foydalanishni ta'minlaydi, malakali xodimlar mehnatidan oqilona foydalanadi va infeksion xavfsizlikni sezilarli oshiradi. Shu bois MSB faoliyatiga qat'iy sanitariya-gigiyenik va texnologik talablar qo'yiladi [1][2].</w:t>
       </w:r>
     </w:p>
     <w:p>
@@ -26,7 +26,7 @@
         <w:spacing w:after="80" w:before="160"/>
       </w:pPr>
       <w:r>
-        <w:t xml:space="preserve">Tibbiy chiqindilarning tasnifi</w:t>
+        <w:t xml:space="preserve">Oqim prinsipi va zonalarga bo'linish</w:t>
       </w:r>
     </w:p>
     <w:p>
@@ -35,7 +35,7 @@
         <w:jc w:val="both"/>
       </w:pPr>
       <w:r>
-        <w:t xml:space="preserve">Jahon sog'liqni saqlash tashkiloti (JSST) ma'lumotiga ko'ra, DPM faoliyati natijasida hosil bo'ladigan chiqindilarning taxminan 85% i oddiy, xavfsiz, maishiy chiqindiga o'xshash chiqindi bo'lib, qolgan 15% i xavfli — infeksion, kimyoviy yoki radioaktiv chiqindi hisoblanadi [2]. Shu asosda tibbiy chiqindilar bir necha sinfga bo'linadi: xavfsiz (epidemik jihatdan xavfsiz, maishiyga o'xshash), epidemik xavfli (qon va biologik suyuqliklar bilan ifloslangan, infeksion), o'ta xavfli (o'ta xavfli infeksiyalar bilan ishlagan materiallar), toksikologik xavfli (kimyoviy, dori) va radioaktiv chiqindilar. Har bir sinf alohida yig'iladi va ishlov beriladi [1]. O'zbekistonda bu masala O'zR SanQvaM № 0317-15 — "Respublika davolash-profilaktika muassasalarida chiqindilarni yig'ish, saqlash va utilizatsiya qilishning sanitariya qoidalari va me'yorlari" bilan tartibga solingan (O'zR Bosh davlat sanitariya vrachi tomonidan 2015-yil 2-fevralda tasdiqlangan) [1]. Chiqindilarni to'g'ri tasniflash juda muhim, chunki xavfsiz va xavfli chiqindilarning aralashib ketishi butun chiqindi oqimini xavfli deb qarashga va keraksiz resurs sarfiga olib keladi; aksincha, xavfli chiqindining xavfsiz chiqindi bilan birga tashlanishi esa jiddiy epidemiologik xavf tug'diradi. Shu bois sinflash tizimi oddiy, aniq va barcha xodimlar uchun tushunarli bo'lishi, rangli belgilash standartlashtirilishi kerak. To'g'ri tasniflash xavfli chiqindi hajmini real darajada ushlab turish va xarajatlarni optimallashtirish imkonini ham beradi.</w:t>
+        <w:t xml:space="preserve">MSBning eng muhim talabi — "iflosdan tozaga" bir yo'nalishli oqim (potok) prinsipidir. Materiallar va asboblar harakati faqat bir tomonga yo'naltirilishi, iflos va toza oqimlarning kesishishiga yo'l qo'yilmasligi kerak. Shu maqsadda bo'lim uch funksional zonaga bo'linadi: iflos (qabul va tozalash) zonasi — ishlatilgan asboblar qabul qilinadi, dezinfeksiya va yuviladi; toza (ishlov va qadoqlash) zonasi — asboblar quritiladi, tekshiriladi, qadoqlanadi; steril (sterilizatsiya va saqlash) zonasi — sterilizatsiya o'tkaziladi va steril materiallar saqlanadi. Zonalar bir-biridan ajratilgan bo'lishi shart [1].</w:t>
       </w:r>
     </w:p>
     <w:p>
@@ -44,7 +44,7 @@
         <w:spacing w:after="80" w:before="160"/>
       </w:pPr>
       <w:r>
-        <w:t xml:space="preserve">Ajratib yig'ish va qadoqlash</w:t>
+        <w:t xml:space="preserve">Qayta ishlov bosqichlari</w:t>
       </w:r>
     </w:p>
     <w:p>
@@ -53,7 +53,7 @@
         <w:jc w:val="both"/>
       </w:pPr>
       <w:r>
-        <w:t xml:space="preserve">Tibbiy chiqindilar bilan ishlashning birinchi va asosiy tamoyili — ularni hosil bo'lgan joyda, sinflari bo'yicha alohida ajratib yig'ishdir. Turli sinf chiqindilar uchun belgilangan rangdagi paketlar va konteynerlardan foydalaniladi. O'tkir (kesuvchi-sanchuvchi) anjomlar — ignalar, skalpel tig'lari — alohida, teshib o'tmaydigan qattiq konteynerlarga (xavfsizlik qutilariga, safety box) tashlanadi; bu ignadan sanchilish va qon orqali yuqadigan infeksiyalar (gepatit B, C, OIV) yuqishining oldini oladi. Konteynerlar belgilangan to'lish darajasigacha ishlatilib, germetik yopiladi. Ignani qaytadan qalpoqchaga kiydirish taqiqlanadi [2].</w:t>
+        <w:t xml:space="preserve">Tibbiy asboblarni qayta ishlash ketma-ket bosqichlardan iborat: dezinfeksiya (qo'zg'atuvchilarni yo'q qilish va xodim xavfsizligini ta'minlash), sterilizatsiyadan oldingi tozalash (qon, oqsil va boshqa organik qoldiqlarni olib tashlash), quritish, nazorat va qadoqlash, so'ngra sterilizatsiya. Har bir bosqich sifatli bajarilishi muhim, chunki tozalanmagan asbobda qolgan organik qoldiq sterilizatsiya samaradorligini keskin pasaytiradi. Sterilizatsiyadan oldingi tozalash sifati maxsus sinamalar (masalan, yashirin qon qoldig'iga azopiram yoki amidopirin sinamasi, yuvish vositasi qoldig'iga fenolftalein sinamasi) bilan nazorat qilinadi [1][2]. Agar sinama musbat natija bersa, ya'ni qon yoki yuvish vositasi qoldig'i aniqlansa, asboblarning butun partiyasi qayta ishlanadi. Zamonaviy MSBlarda bu bosqichlar uchun ultratovushli yuvish moslamalari va avtomatik dezinfeksiya-yuvish mashinalari qo'llaniladi, bu esa jarayonni standartlashtirib, inson omili xatosini kamaytiradi va xodimning zararli moddalar bilan kontaktini qisqartiradi.</w:t>
       </w:r>
     </w:p>
     <w:p>
@@ -62,7 +62,7 @@
         <w:spacing w:after="80" w:before="160"/>
       </w:pPr>
       <w:r>
-        <w:t xml:space="preserve">Zararsizlantirish va yo'qotish usullari</w:t>
+        <w:t xml:space="preserve">Sterilizatsiya usullari va nazorati</w:t>
       </w:r>
     </w:p>
     <w:p>
@@ -71,7 +71,7 @@
         <w:jc w:val="both"/>
       </w:pPr>
       <w:r>
-        <w:t xml:space="preserve">Xavfli (infeksion) chiqindilar atrof-muhitga chiqarilishdan oldin zararsizlantirilishi shart. Asosiy usullar quyidagilar: termik usul — yoqish (insineratsiya) maxsus pechlarda; fizik usul — avtoklavlashtirish (bug' bilan zararsizlantirish) va mikroto'lqinli ishlov; kimyoviy usul — dezinfeksiyalovchi eritmalar bilan ishlov berish. Bir marta ishlatiladigan shpritslar odatda avval dezinfeksiya qilinib, so'ng mexanik buzib tashlanadi (ignalar kesiladi yoki deformatsiyalanadi), bu ularni qayta ishlatishning oldini oladi. JSST ta'kidlaganidek, xavfsizlik qutilari, igna kesgichlar hamda kichik ko'lamli insineratorlar yoki avtoklavlar emlash chiqindilarini xavfsiz yo'qotishning asosiy jihozlaridir [2]. Usulni tanlashda chiqindi turi, hajmi va mavjud imkoniyatlar hisobga olinadi: avtoklavlash ekologik jihatdan afzalroq, chunki u zaharli tutun chiqarmaydi, yoqish esa yuqori harorat talab qiladi va to'g'ri filtrlanmasa atrof-muhitga zararli moddalar chiqarishi mumkin. Zamonaviy yondashuvda past haroratli va ekologik toza texnologiyalarga (avtoklav, mikroto'lqin) ustunlik beriladi. Yakuniy yo'qotish esa litsenziyalangan maxsus tashkilotlar orqali amalga oshirilishi tavsiya etiladi.</w:t>
+        <w:t xml:space="preserve">MSBda sterilizatsiya asosan ikki usulda o'tkaziladi: bug' (avtoklav — yuqori bosimli to'yingan bug') va quruq issiq havo (quruq-havo shkafi). Bug' usuli ko'pchilik metall asboblar va to'qima materiallar uchun, quruq issiq havo esa issiqlikka chidamli shisha va metall buyumlar uchun qo'llaniladi. Sterilizatsiya samaradorligi uch xil nazorat bilan tasdiqlanadi: fizik (harorat, bosim, vaqt ko'rsatkichlari), kimyoviy (indikatorlar rangining o'zgarishi) va bakteriologik (test-mikroorganizmlar yordamida) nazorat. Bakteriologik nazorat sterilizatsiya ishonchliligining eng qat'iy ko'rsatkichi bo'lib, bunda yuqori chidamli test-mikroorganizm sporalari (masalan, Geobacillus yoki Bacillus turlari) sterilizatsiyadan so'ng tirik qolgan-qolmaganligi tekshiriladi [2]. Sterilizatsiya qilingan materiallar qadog'ida sterilizatsiya o'tganini ko'rsatuvchi indikatorlar va sterillik muddati belgilanadi. Qadoqlash materiali (bikslar, maxsus qog'oz yoki pardalar) sterillikni belgilangan muddat davomida saqlashi kerak; qadoq buzilgan yoki muddat o'tgan material steril hisoblanmaydi va qayta ishlanadi.</w:t>
       </w:r>
     </w:p>
     <w:p>
@@ -80,7 +80,7 @@
         <w:spacing w:after="80" w:before="160"/>
       </w:pPr>
       <w:r>
-        <w:t xml:space="preserve">Transportirovka va saqlash</w:t>
+        <w:t xml:space="preserve">Sanitariya-gigiyenik talablar</w:t>
       </w:r>
     </w:p>
     <w:p>
@@ -89,7 +89,7 @@
         <w:jc w:val="both"/>
       </w:pPr>
       <w:r>
-        <w:t xml:space="preserve">Zararsizlantirilgan yoki yakuniy yo'qotishga yo'naltiriladigan chiqindilar germetik qadoqda, maxsus belgilangan transport vositasida tashiladi. Chiqindilarni DPM hududida vaqtincha saqlash joyi alohida, yopiq, boshqa shaxslar kira olmaydigan va sanitariya talablariga javob beradigan bo'lishi kerak. Saqlash muddati qisqa bo'lishi, chiqindilarning to'planib qolishiga va qo'zg'atuvchi ko'payishiga yo'l qo'yilmasligi lozim. Barcha bosqichlarda chiqindilar bilan ishlovchi xodimlar shaxsiy himoya vositalaridan (qo'lqop, niqob, maxsus kiyim, kerak bo'lsa ko'zoynak) foydalanadi [1]. Chiqindilarni ko'tarish va tashishda ularning to'kilib ketishi yoki qadog'i buzilishiga yo'l qo'ymaslik, og'irlik me'yorlariga rioya qilish ham xavfsizlik talablariga kiradi.</w:t>
+        <w:t xml:space="preserve">MSB binosiga qo'yiladigan talablar: xonalar yuvilishi va dezinfeksiyalanishi oson materiallar bilan qoplangan bo'lishi, yetarli yorug'lik, ventilyatsiya va suv ta'minoti bilan ta'minlanishi lozim. Xona havosi tozaligi, harorat va namlik rejimi nazorat qilinadi, muntazam joriy va umumiy tozalash hamda dezinfeksiya o'tkaziladi. Xodimlar maxsus kiyim, shaxsiy himoya vositalaridan foydalanadi, shaxsiy gigiyenaga rioya qiladi va muntazam tibbiy ko'rikdan o'tadi. Steril materiallar belgilangan muddat va shartlarda, ifloslanishdan himoyalangan holda saqlanadi [1]. Steril zonaga kirish cheklangan bo'lib, u yerga faqat maxsus kiyimda va belgilangan tartibda kiriladi; havo tozaligi va oqimni nazorat qilish uchun ventilyatsiya tizimi muhim rol o'ynaydi. Xodimlar oqimi ham iflos va toza zonalar o'rtasida nazorat qilinadi, bu esa krest kontaminatsiya (chalkash ifloslanish) xavfini kamaytiradi. Shunday qilib, bino rejasi va xodimlar harakati MSBning infeksion xavfsizligini ta'minlashga bo'ysundiriladi.</w:t>
       </w:r>
     </w:p>
     <w:p>
@@ -98,7 +98,7 @@
         <w:spacing w:after="80" w:before="160"/>
       </w:pPr>
       <w:r>
-        <w:t xml:space="preserve">Xodimlar va hujjatlashtirish</w:t>
+        <w:t xml:space="preserve">Hujjatlashtirish va xodimlar</w:t>
       </w:r>
     </w:p>
     <w:p>
@@ -107,7 +107,7 @@
         <w:jc w:val="both"/>
       </w:pPr>
       <w:r>
-        <w:t xml:space="preserve">Chiqindilar bilan ishlovchi xodimlar maxsus o'qitilgan bo'lishi, xavflarni va xavfsizlik qoidalarini bilishi talab etiladi; ular virusli gepatit B-ga qarshi emlangan bo'lishi tavsiya etiladi. DPMda tibbiy chiqindilarni boshqarish bo'yicha ichki tartib-qoida ishlab chiqiladi, mas'ul shaxs tayinlanadi va chiqindilar hajmi, turlari hamda yo'qotish usullari hujjatlashtiriladi. Bu nazorat tizimi chiqindilar oqimini kuzatish va qoidabuzarliklarni aniqlash imkonini beradi. Ignadan sanchilish kabi avariya hollarida shoshilinch profilaktika choralari (post-ekspozitsion profilaktika) ko'riladi [1][2].</w:t>
+        <w:t xml:space="preserve">MSB faoliyati to'liq hujjatlashtiriladi: sterilizatsiya rejimlari, nazorat natijalari, jihozlar texnik holati va profilaktik xizmat jurnallari yuritiladi. Bu hujjatlar sterilizatsiya sifatini kuzatish va muammolarni tahlil qilish imkonini beradi. Bo'lim xodimlari maxsus tayyorgarlikdan o'tgan bo'lishi, sterilizatsiya texnologiyasi va infeksion nazorat qoidalarini bilishi talab etiladi. Jihozlar (avtoklav, quruq-havo shkafi) muntazam texnik ko'rikdan va metrologik tekshiruvdan o'tkazilib, ularning ishonchli ishlashi ta'minlanadi. Xodimlar malakasi muntazam oshirib boriladi [2]. Jihozlarning ishonchli ishlashini ta'minlash uchun har bir sterilizator uchun validatsiya va davriy tekshiruv o'tkaziladi; nosozlik aniqlangan jihoz ishlatilmaydi. Hujjatlar tahlili sifat muammolarini — masalan, ma'lum bir sterilizatorda yoki rejimda takrorlanuvchi nosozliklarni — aniqlab, ularni bartaraf etishga yordam beradi. Shu bois to'g'ri yuritilgan hujjatlashtirish nafaqat rasmiy talab, balki sifat boshqaruvining amaliy vositasi hisoblanadi.</w:t>
       </w:r>
     </w:p>
     <w:p>
@@ -116,7 +116,7 @@
         <w:spacing w:after="80" w:before="160"/>
       </w:pPr>
       <w:r>
-        <w:t xml:space="preserve">Epidemiologik va ekologik ahamiyati</w:t>
+        <w:t xml:space="preserve">Epidemiologik ahamiyati</w:t>
       </w:r>
     </w:p>
     <w:p>
@@ -125,7 +125,7 @@
         <w:jc w:val="both"/>
       </w:pPr>
       <w:r>
-        <w:t xml:space="preserve">Tibbiy chiqindilarni to'g'ri boshqarish qon orqali yuqadigan infeksiyalarning tarqalishini oldini olish bilan bir qatorda, atrof-muhitni kimyoviy va biologik ifloslanishdan himoya qiladi. Ayniqsa bir marta ishlatiladigan shpritslarning noqonuniy qayta sotilishi va ishlatilishi global miqyosda jiddiy muammo bo'lib, u infeksiya epidemiyalariga olib kelishi mumkin — shu bois ularni majburiy buzib yo'qotish talab etiladi. COVID-19 pandemiyasi davrida tibbiy chiqindilar hajmining keskin oshishi, ayniqsa niqob, qo'lqop va test materiallarining ko'payishi, bu tizimning ahamiyatini va zaxira quvvatlarga ega bo'lish zarurligini yana bir bor ko'rsatdi [2]. Shu bois tibbiy chiqindilarni boshqarish nafaqat alohida muassasa, balki butun sog'liqni saqlash tizimi va kommunal xizmatlar darajasida rejalashtirilishi lozim bo'lgan masaladir. Barqaror va ekologik xavfsiz chiqindi boshqaruvi zamonaviy jamoat salomatligining ajralmas tarkibiy qismiga aylandi.</w:t>
+        <w:t xml:space="preserve">MSBning to'g'ri tashkil etilgan faoliyati shifoxona ichi infeksiyalarining oldini olishda, xususan qon orqali yuqadigan infeksiyalar (virusli gepatit B, C, OIV) va yiringli-septik asoratlarning tarqalishini kamaytirishda hal qiluvchi ahamiyatga ega. Sterilizatsiya rejimining buzilishi yoki sifat nazorati yo'qligi tibbiy aralashuv paytida infeksiya yuqishiga olib kelishi mumkin. Shu bois MSB faoliyati davlat sanitariya nazorati obyekti bo'lib, uning faoliyati muntazam tekshiriladi. MSB — zamonaviy DPMda infeksion xavfsizlikning asosiy bo'g'ini bo'lib, uning faoliyati bevosita bemorlar hayoti va salomatligi bilan bog'liqdir [1][2]. Shuning uchun MSB ishiga qo'yiladigan talablar qat'iy va majburiy xususiyatga ega.</w:t>
       </w:r>
     </w:p>
     <w:p>
@@ -143,7 +143,7 @@
         <w:jc w:val="both"/>
       </w:pPr>
       <w:r>
-        <w:t xml:space="preserve">Bir marta ishlatiladigan tibbiy anjomlar va tibbiy chiqindilarni xavfsiz yo'qotish infeksion xavfsizlikning muhim qismidir. Asosiy talablar: chiqindilarni hosil bo'lgan joyda sinflari bo'yicha ajratib yig'ish, o'tkir anjomlarni teshilmaydigan xavfsizlik qutilariga tashlash, xavfli chiqindilarni zararsizlantirish (yoqish, avtoklav, kimyoviy ishlov), shpritslarni mexanik buzish, germetik transportirovka va saqlash hamda xodimlar xavfsizligini ta'minlashdir. To'g'ri tashkil etilgan chiqindi boshqaruvi qon orqali yuqadigan infeksiyalar va atrof-muhit ifloslanishining oldini olishda hal qiluvchi rol o'ynaydi.</w:t>
+        <w:t xml:space="preserve">Markaziy sterilizatsiya bo'limi tibbiy asboblarni markazlashgan tarzda qayta ishlash va sterilizatsiyalash orqali shifoxona ichi infeksiyalarining oldini oladi. Uning faoliyatiga qo'yiladigan asosiy talablar: "iflosdan tozaga" bir yo'nalishli oqim prinsipi va zonalarga bo'linish, qayta ishlov bosqichlariga qat'iy rioya qilish, sterilizatsiyaning fizik, kimyoviy va bakteriologik nazorati, sanitariya-gigiyenik rejim hamda to'liq hujjatlashtirishdir. Bu talablarga rioya qilish tibbiy aralashuvlar xavfsizligini va bemorlar hamda xodimlar infeksion himoyasini ta'minlaydi.</w:t>
       </w:r>
     </w:p>
     <w:p>
@@ -165,7 +165,7 @@
         <w:spacing w:after="40"/>
       </w:pPr>
       <w:r>
-        <w:t xml:space="preserve">SanQvaM № 0317-15. Respublika davolash-profilaktika muassasalarida chiqindilarni yig'ish, saqlash va utilizatsiya qilishning sanitariya qoidalari va me'yorlari. — Toshkent, 2015.</w:t>
+        <w:t xml:space="preserve">SanQvaM № 0365-19. Tibbiy anjom-asboblar va buyumlarni sterilizatsiya qilish markazlarini loyihalashtirish, qurish va ekspluatatsiya qilish sanitariya qoidalari va me'yorlari. — Toshkent, 2019.</w:t>
       </w:r>
     </w:p>
     <w:p>
@@ -178,7 +178,7 @@
         <w:spacing w:after="40"/>
       </w:pPr>
       <w:r>
-        <w:t xml:space="preserve">World Health Organization. Safe management of wastes from health-care activities, 2nd ed., 2014; Health-care waste (fact sheet). URL: https://www.who.int/news-room/fact-sheets/detail/health-care-waste</w:t>
+        <w:t xml:space="preserve">World Health Organization. Decontamination and reprocessing of medical devices in health-care facilities, 2016. URL: https://www.who.int/publications/i/item/9789241549851</w:t>
       </w:r>
     </w:p>
     <w:p>
@@ -397,6 +397,18 @@
       <w:lvlJc w:val="left"/>
       <w:pPr>
         <w:ind w:left="576" w:hanging="316"/>
+      </w:pPr>
+    </w:lvl>
+  </w:abstractNum>
+  <w:abstractNum w:abstractNumId="90">
+    <w:multiLevelType w:val="hybridMultilevel"/>
+    <w:lvl w:ilvl="0">
+      <w:start w:val="1"/>
+      <w:numFmt w:val="decimal"/>
+      <w:lvlText w:val="%1)"/>
+      <w:lvlJc w:val="left"/>
+      <w:pPr>
+        <w:ind w:left="851" w:hanging="425"/>
       </w:pPr>
     </w:lvl>
   </w:abstractNum>

--- a/javoblar/014.docx
+++ b/javoblar/014.docx
@@ -5,153 +5,311 @@
     <w:p>
       <w:pPr>
         <w:pStyle w:val="Heading1"/>
-        <w:spacing w:after="200"/>
-      </w:pPr>
-      <w:r>
+        <w:spacing w:after="240"/>
+        <w:jc w:val="center"/>
+      </w:pPr>
+      <w:r>
+        <w:rPr>
+          <w:rFonts w:ascii="Times New Roman" w:cs="Times New Roman" w:eastAsia="Times New Roman" w:hAnsi="Times New Roman"/>
+          <w:b/>
+          <w:bCs/>
+          <w:sz w:val="28"/>
+          <w:szCs w:val="28"/>
+        </w:rPr>
         <w:t xml:space="preserve">14. Markaziy sterilizatsiya bo'limi faoliyatiga qo'yiladigan talablar</w:t>
       </w:r>
     </w:p>
     <w:p>
       <w:pPr>
-        <w:spacing w:after="120"/>
+        <w:spacing w:after="120" w:line="276"/>
+        <w:ind w:firstLine="567"/>
         <w:jc w:val="both"/>
       </w:pPr>
       <w:r>
+        <w:rPr>
+          <w:rFonts w:ascii="Times New Roman" w:cs="Times New Roman" w:eastAsia="Times New Roman" w:hAnsi="Times New Roman"/>
+          <w:sz w:val="28"/>
+          <w:szCs w:val="28"/>
+        </w:rPr>
         <w:t xml:space="preserve">Markaziy sterilizatsiya bo'limi (MSB) — davolash-profilaktika muassasasining (DPM) tibbiy asbob-uskunalar va materiallarni bir joyda, markazlashgan tarzda tozalash, dezinfeksiya qilish va sterilizatsiyalash bilan shug'ullanuvchi tarkibiy bo'linmasidir. MSBning asosiy maqsadi — tibbiy aralashuvlar natijasida yuzaga keladigan shifoxona ichi (gospital) infeksiyalarining oldini olishdir. Markazlashtirilgan sterilizatsiya tarqoq, bo'limma-bo'lim o'tkaziladigan sterilizatsiyaga nisbatan bir qator ustunlikka ega: u sifat nazoratini bir joyda birlashtiradi, resurslar va jihozlardan samarali foydalanishni ta'minlaydi, malakali xodimlar mehnatidan oqilona foydalanadi va infeksion xavfsizlikni sezilarli oshiradi. Shu bois MSB faoliyatiga qat'iy sanitariya-gigiyenik va texnologik talablar qo'yiladi [1][2].</w:t>
       </w:r>
     </w:p>
     <w:p>
       <w:pPr>
         <w:pStyle w:val="Heading2"/>
-        <w:spacing w:after="80" w:before="160"/>
-      </w:pPr>
-      <w:r>
+        <w:spacing w:after="100" w:before="200"/>
+      </w:pPr>
+      <w:r>
+        <w:rPr>
+          <w:rFonts w:ascii="Times New Roman" w:cs="Times New Roman" w:eastAsia="Times New Roman" w:hAnsi="Times New Roman"/>
+          <w:b/>
+          <w:bCs/>
+          <w:sz w:val="28"/>
+          <w:szCs w:val="28"/>
+        </w:rPr>
         <w:t xml:space="preserve">Oqim prinsipi va zonalarga bo'linish</w:t>
       </w:r>
     </w:p>
     <w:p>
       <w:pPr>
-        <w:spacing w:after="120"/>
+        <w:spacing w:after="120" w:line="276"/>
+        <w:ind w:firstLine="567"/>
         <w:jc w:val="both"/>
       </w:pPr>
       <w:r>
+        <w:rPr>
+          <w:rFonts w:ascii="Times New Roman" w:cs="Times New Roman" w:eastAsia="Times New Roman" w:hAnsi="Times New Roman"/>
+          <w:sz w:val="28"/>
+          <w:szCs w:val="28"/>
+        </w:rPr>
         <w:t xml:space="preserve">MSBning eng muhim talabi — "iflosdan tozaga" bir yo'nalishli oqim (potok) prinsipidir. Materiallar va asboblar harakati faqat bir tomonga yo'naltirilishi, iflos va toza oqimlarning kesishishiga yo'l qo'yilmasligi kerak. Shu maqsadda bo'lim uch funksional zonaga bo'linadi: iflos (qabul va tozalash) zonasi — ishlatilgan asboblar qabul qilinadi, dezinfeksiya va yuviladi; toza (ishlov va qadoqlash) zonasi — asboblar quritiladi, tekshiriladi, qadoqlanadi; steril (sterilizatsiya va saqlash) zonasi — sterilizatsiya o'tkaziladi va steril materiallar saqlanadi. Zonalar bir-biridan ajratilgan bo'lishi shart [1].</w:t>
       </w:r>
     </w:p>
     <w:p>
       <w:pPr>
         <w:pStyle w:val="Heading2"/>
-        <w:spacing w:after="80" w:before="160"/>
-      </w:pPr>
-      <w:r>
+        <w:spacing w:after="100" w:before="200"/>
+      </w:pPr>
+      <w:r>
+        <w:rPr>
+          <w:rFonts w:ascii="Times New Roman" w:cs="Times New Roman" w:eastAsia="Times New Roman" w:hAnsi="Times New Roman"/>
+          <w:b/>
+          <w:bCs/>
+          <w:sz w:val="28"/>
+          <w:szCs w:val="28"/>
+        </w:rPr>
         <w:t xml:space="preserve">Qayta ishlov bosqichlari</w:t>
       </w:r>
     </w:p>
     <w:p>
       <w:pPr>
-        <w:spacing w:after="120"/>
+        <w:spacing w:after="120" w:line="276"/>
+        <w:ind w:firstLine="567"/>
         <w:jc w:val="both"/>
       </w:pPr>
       <w:r>
+        <w:rPr>
+          <w:rFonts w:ascii="Times New Roman" w:cs="Times New Roman" w:eastAsia="Times New Roman" w:hAnsi="Times New Roman"/>
+          <w:sz w:val="28"/>
+          <w:szCs w:val="28"/>
+        </w:rPr>
         <w:t xml:space="preserve">Tibbiy asboblarni qayta ishlash ketma-ket bosqichlardan iborat: dezinfeksiya (qo'zg'atuvchilarni yo'q qilish va xodim xavfsizligini ta'minlash), sterilizatsiyadan oldingi tozalash (qon, oqsil va boshqa organik qoldiqlarni olib tashlash), quritish, nazorat va qadoqlash, so'ngra sterilizatsiya. Har bir bosqich sifatli bajarilishi muhim, chunki tozalanmagan asbobda qolgan organik qoldiq sterilizatsiya samaradorligini keskin pasaytiradi. Sterilizatsiyadan oldingi tozalash sifati maxsus sinamalar (masalan, yashirin qon qoldig'iga azopiram yoki amidopirin sinamasi, yuvish vositasi qoldig'iga fenolftalein sinamasi) bilan nazorat qilinadi [1][2]. Agar sinama musbat natija bersa, ya'ni qon yoki yuvish vositasi qoldig'i aniqlansa, asboblarning butun partiyasi qayta ishlanadi. Zamonaviy MSBlarda bu bosqichlar uchun ultratovushli yuvish moslamalari va avtomatik dezinfeksiya-yuvish mashinalari qo'llaniladi, bu esa jarayonni standartlashtirib, inson omili xatosini kamaytiradi va xodimning zararli moddalar bilan kontaktini qisqartiradi.</w:t>
       </w:r>
     </w:p>
     <w:p>
       <w:pPr>
         <w:pStyle w:val="Heading2"/>
-        <w:spacing w:after="80" w:before="160"/>
-      </w:pPr>
-      <w:r>
+        <w:spacing w:after="100" w:before="200"/>
+      </w:pPr>
+      <w:r>
+        <w:rPr>
+          <w:rFonts w:ascii="Times New Roman" w:cs="Times New Roman" w:eastAsia="Times New Roman" w:hAnsi="Times New Roman"/>
+          <w:b/>
+          <w:bCs/>
+          <w:sz w:val="28"/>
+          <w:szCs w:val="28"/>
+        </w:rPr>
         <w:t xml:space="preserve">Sterilizatsiya usullari va nazorati</w:t>
       </w:r>
     </w:p>
     <w:p>
       <w:pPr>
-        <w:spacing w:after="120"/>
+        <w:spacing w:after="120" w:line="276"/>
+        <w:ind w:firstLine="567"/>
         <w:jc w:val="both"/>
       </w:pPr>
       <w:r>
+        <w:rPr>
+          <w:rFonts w:ascii="Times New Roman" w:cs="Times New Roman" w:eastAsia="Times New Roman" w:hAnsi="Times New Roman"/>
+          <w:sz w:val="28"/>
+          <w:szCs w:val="28"/>
+        </w:rPr>
         <w:t xml:space="preserve">MSBda sterilizatsiya asosan ikki usulda o'tkaziladi: bug' (avtoklav — yuqori bosimli to'yingan bug') va quruq issiq havo (quruq-havo shkafi). Bug' usuli ko'pchilik metall asboblar va to'qima materiallar uchun, quruq issiq havo esa issiqlikka chidamli shisha va metall buyumlar uchun qo'llaniladi. Sterilizatsiya samaradorligi uch xil nazorat bilan tasdiqlanadi: fizik (harorat, bosim, vaqt ko'rsatkichlari), kimyoviy (indikatorlar rangining o'zgarishi) va bakteriologik (test-mikroorganizmlar yordamida) nazorat. Bakteriologik nazorat sterilizatsiya ishonchliligining eng qat'iy ko'rsatkichi bo'lib, bunda yuqori chidamli test-mikroorganizm sporalari (masalan, Geobacillus yoki Bacillus turlari) sterilizatsiyadan so'ng tirik qolgan-qolmaganligi tekshiriladi [2]. Sterilizatsiya qilingan materiallar qadog'ida sterilizatsiya o'tganini ko'rsatuvchi indikatorlar va sterillik muddati belgilanadi. Qadoqlash materiali (bikslar, maxsus qog'oz yoki pardalar) sterillikni belgilangan muddat davomida saqlashi kerak; qadoq buzilgan yoki muddat o'tgan material steril hisoblanmaydi va qayta ishlanadi.</w:t>
       </w:r>
     </w:p>
     <w:p>
       <w:pPr>
         <w:pStyle w:val="Heading2"/>
-        <w:spacing w:after="80" w:before="160"/>
-      </w:pPr>
-      <w:r>
+        <w:spacing w:after="100" w:before="200"/>
+      </w:pPr>
+      <w:r>
+        <w:rPr>
+          <w:rFonts w:ascii="Times New Roman" w:cs="Times New Roman" w:eastAsia="Times New Roman" w:hAnsi="Times New Roman"/>
+          <w:b/>
+          <w:bCs/>
+          <w:sz w:val="28"/>
+          <w:szCs w:val="28"/>
+        </w:rPr>
         <w:t xml:space="preserve">Sanitariya-gigiyenik talablar</w:t>
       </w:r>
     </w:p>
     <w:p>
       <w:pPr>
-        <w:spacing w:after="120"/>
+        <w:spacing w:after="120" w:line="276"/>
+        <w:ind w:firstLine="567"/>
         <w:jc w:val="both"/>
       </w:pPr>
       <w:r>
+        <w:rPr>
+          <w:rFonts w:ascii="Times New Roman" w:cs="Times New Roman" w:eastAsia="Times New Roman" w:hAnsi="Times New Roman"/>
+          <w:sz w:val="28"/>
+          <w:szCs w:val="28"/>
+        </w:rPr>
         <w:t xml:space="preserve">MSB binosiga qo'yiladigan talablar: xonalar yuvilishi va dezinfeksiyalanishi oson materiallar bilan qoplangan bo'lishi, yetarli yorug'lik, ventilyatsiya va suv ta'minoti bilan ta'minlanishi lozim. Xona havosi tozaligi, harorat va namlik rejimi nazorat qilinadi, muntazam joriy va umumiy tozalash hamda dezinfeksiya o'tkaziladi. Xodimlar maxsus kiyim, shaxsiy himoya vositalaridan foydalanadi, shaxsiy gigiyenaga rioya qiladi va muntazam tibbiy ko'rikdan o'tadi. Steril materiallar belgilangan muddat va shartlarda, ifloslanishdan himoyalangan holda saqlanadi [1]. Steril zonaga kirish cheklangan bo'lib, u yerga faqat maxsus kiyimda va belgilangan tartibda kiriladi; havo tozaligi va oqimni nazorat qilish uchun ventilyatsiya tizimi muhim rol o'ynaydi. Xodimlar oqimi ham iflos va toza zonalar o'rtasida nazorat qilinadi, bu esa krest kontaminatsiya (chalkash ifloslanish) xavfini kamaytiradi. Shunday qilib, bino rejasi va xodimlar harakati MSBning infeksion xavfsizligini ta'minlashga bo'ysundiriladi.</w:t>
       </w:r>
     </w:p>
     <w:p>
       <w:pPr>
         <w:pStyle w:val="Heading2"/>
-        <w:spacing w:after="80" w:before="160"/>
-      </w:pPr>
-      <w:r>
+        <w:spacing w:after="100" w:before="200"/>
+      </w:pPr>
+      <w:r>
+        <w:rPr>
+          <w:rFonts w:ascii="Times New Roman" w:cs="Times New Roman" w:eastAsia="Times New Roman" w:hAnsi="Times New Roman"/>
+          <w:b/>
+          <w:bCs/>
+          <w:sz w:val="28"/>
+          <w:szCs w:val="28"/>
+        </w:rPr>
         <w:t xml:space="preserve">Hujjatlashtirish va xodimlar</w:t>
       </w:r>
     </w:p>
     <w:p>
       <w:pPr>
-        <w:spacing w:after="120"/>
+        <w:spacing w:after="120" w:line="276"/>
+        <w:ind w:firstLine="567"/>
         <w:jc w:val="both"/>
       </w:pPr>
       <w:r>
+        <w:rPr>
+          <w:rFonts w:ascii="Times New Roman" w:cs="Times New Roman" w:eastAsia="Times New Roman" w:hAnsi="Times New Roman"/>
+          <w:sz w:val="28"/>
+          <w:szCs w:val="28"/>
+        </w:rPr>
         <w:t xml:space="preserve">MSB faoliyati to'liq hujjatlashtiriladi: sterilizatsiya rejimlari, nazorat natijalari, jihozlar texnik holati va profilaktik xizmat jurnallari yuritiladi. Bu hujjatlar sterilizatsiya sifatini kuzatish va muammolarni tahlil qilish imkonini beradi. Bo'lim xodimlari maxsus tayyorgarlikdan o'tgan bo'lishi, sterilizatsiya texnologiyasi va infeksion nazorat qoidalarini bilishi talab etiladi. Jihozlar (avtoklav, quruq-havo shkafi) muntazam texnik ko'rikdan va metrologik tekshiruvdan o'tkazilib, ularning ishonchli ishlashi ta'minlanadi. Xodimlar malakasi muntazam oshirib boriladi [2]. Jihozlarning ishonchli ishlashini ta'minlash uchun har bir sterilizator uchun validatsiya va davriy tekshiruv o'tkaziladi; nosozlik aniqlangan jihoz ishlatilmaydi. Hujjatlar tahlili sifat muammolarini — masalan, ma'lum bir sterilizatorda yoki rejimda takrorlanuvchi nosozliklarni — aniqlab, ularni bartaraf etishga yordam beradi. Shu bois to'g'ri yuritilgan hujjatlashtirish nafaqat rasmiy talab, balki sifat boshqaruvining amaliy vositasi hisoblanadi.</w:t>
       </w:r>
     </w:p>
     <w:p>
       <w:pPr>
         <w:pStyle w:val="Heading2"/>
-        <w:spacing w:after="80" w:before="160"/>
-      </w:pPr>
-      <w:r>
+        <w:spacing w:after="100" w:before="200"/>
+      </w:pPr>
+      <w:r>
+        <w:rPr>
+          <w:rFonts w:ascii="Times New Roman" w:cs="Times New Roman" w:eastAsia="Times New Roman" w:hAnsi="Times New Roman"/>
+          <w:b/>
+          <w:bCs/>
+          <w:sz w:val="28"/>
+          <w:szCs w:val="28"/>
+        </w:rPr>
         <w:t xml:space="preserve">Epidemiologik ahamiyati</w:t>
       </w:r>
     </w:p>
     <w:p>
       <w:pPr>
-        <w:spacing w:after="120"/>
+        <w:spacing w:after="120" w:line="276"/>
+        <w:ind w:firstLine="567"/>
         <w:jc w:val="both"/>
       </w:pPr>
       <w:r>
+        <w:rPr>
+          <w:rFonts w:ascii="Times New Roman" w:cs="Times New Roman" w:eastAsia="Times New Roman" w:hAnsi="Times New Roman"/>
+          <w:sz w:val="28"/>
+          <w:szCs w:val="28"/>
+        </w:rPr>
         <w:t xml:space="preserve">MSBning to'g'ri tashkil etilgan faoliyati shifoxona ichi infeksiyalarining oldini olishda, xususan qon orqali yuqadigan infeksiyalar (virusli gepatit B, C, OIV) va yiringli-septik asoratlarning tarqalishini kamaytirishda hal qiluvchi ahamiyatga ega. Sterilizatsiya rejimining buzilishi yoki sifat nazorati yo'qligi tibbiy aralashuv paytida infeksiya yuqishiga olib kelishi mumkin. Shu bois MSB faoliyati davlat sanitariya nazorati obyekti bo'lib, uning faoliyati muntazam tekshiriladi. MSB — zamonaviy DPMda infeksion xavfsizlikning asosiy bo'g'ini bo'lib, uning faoliyati bevosita bemorlar hayoti va salomatligi bilan bog'liqdir [1][2]. Shuning uchun MSB ishiga qo'yiladigan talablar qat'iy va majburiy xususiyatga ega.</w:t>
       </w:r>
     </w:p>
     <w:p>
       <w:pPr>
         <w:pStyle w:val="Heading2"/>
-        <w:spacing w:after="80" w:before="160"/>
-      </w:pPr>
-      <w:r>
+        <w:spacing w:after="100" w:before="200"/>
+      </w:pPr>
+      <w:r>
+        <w:rPr>
+          <w:rFonts w:ascii="Times New Roman" w:cs="Times New Roman" w:eastAsia="Times New Roman" w:hAnsi="Times New Roman"/>
+          <w:b/>
+          <w:bCs/>
+          <w:sz w:val="28"/>
+          <w:szCs w:val="28"/>
+        </w:rPr>
+        <w:t xml:space="preserve">Milliy sanitariya qoidalari bo'yicha tuzilma</w:t>
+      </w:r>
+    </w:p>
+    <w:p>
+      <w:pPr>
+        <w:spacing w:after="120" w:line="276"/>
+        <w:ind w:firstLine="567"/>
+        <w:jc w:val="both"/>
+      </w:pPr>
+      <w:r>
+        <w:rPr>
+          <w:rFonts w:ascii="Times New Roman" w:cs="Times New Roman" w:eastAsia="Times New Roman" w:hAnsi="Times New Roman"/>
+          <w:sz w:val="28"/>
+          <w:szCs w:val="28"/>
+        </w:rPr>
+        <w:t xml:space="preserve">SanQvaM № 0365-19 ga ko'ra sterilizatsiya markazi mulkchilik shakli va idoraviy bo'ysunishidan qat'i nazar, davolash-profilaktika muassasalarida ishlatiladigan tibbiy asbob-anjomlar va buyumlarni o'z vaqtida va sifatli dezinfeksiya qilish, sterilizatsiya oldi tozalash, sterilizatsiya va tashishni ta'minlovchi texnik majmuadir [1]. Markaz tarkibi va maydoni zararsizlantirishga tushadigan asboblar soni va hajmiga bog'liq. Buyumlarning ketma-ket harakati uchun markaz nopok, toza va steril zonalar hamda yordamchi xonalardan iborat bo'ladi; zonalarni ajratish va qayta ifloslanishni istisno qilish uchun to'siq turdagi yuvuvchi-dezinfeksiyalovchi mashinalar va sterilizatorlar o'rnatiladi [1]. Nopok zonaga asbob-anjomlarni qabul qilish, dezinfeksiya va sterilizatsiya oldi tozalash xonalari kiradi [1].</w:t>
+      </w:r>
+    </w:p>
+    <w:p>
+      <w:pPr>
+        <w:spacing w:after="120" w:line="276"/>
+        <w:ind w:firstLine="567"/>
+        <w:jc w:val="both"/>
+      </w:pPr>
+      <w:r>
+        <w:rPr>
+          <w:rFonts w:ascii="Times New Roman" w:cs="Times New Roman" w:eastAsia="Times New Roman" w:hAnsi="Times New Roman"/>
+          <w:sz w:val="28"/>
+          <w:szCs w:val="28"/>
+        </w:rPr>
+        <w:t xml:space="preserve">SanPiN № 0278-09 ga ko'ra, sterilizatsiya fizik (bug', havo, qizdirilgan sharchalar muhitida) va kimyoviy (eritma, gaz) usullarda amalga oshiriladi; samaradorlik biologik indikatorlar bilan o'tkazilgan bakteriologik tekshiruvlar va sterillik nazorati asosida baholanadi [4].</w:t>
+      </w:r>
+    </w:p>
+    <w:p>
+      <w:pPr>
+        <w:pStyle w:val="Heading2"/>
+        <w:spacing w:after="100" w:before="200"/>
+      </w:pPr>
+      <w:r>
+        <w:rPr>
+          <w:rFonts w:ascii="Times New Roman" w:cs="Times New Roman" w:eastAsia="Times New Roman" w:hAnsi="Times New Roman"/>
+          <w:b/>
+          <w:bCs/>
+          <w:sz w:val="28"/>
+          <w:szCs w:val="28"/>
+        </w:rPr>
         <w:t xml:space="preserve">Xulosa</w:t>
       </w:r>
     </w:p>
     <w:p>
       <w:pPr>
-        <w:spacing w:after="120"/>
+        <w:spacing w:after="120" w:line="276"/>
+        <w:ind w:firstLine="567"/>
         <w:jc w:val="both"/>
       </w:pPr>
       <w:r>
-        <w:t xml:space="preserve">Markaziy sterilizatsiya bo'limi tibbiy asboblarni markazlashgan tarzda qayta ishlash va sterilizatsiyalash orqali shifoxona ichi infeksiyalarining oldini oladi. Uning faoliyatiga qo'yiladigan asosiy talablar: "iflosdan tozaga" bir yo'nalishli oqim prinsipi va zonalarga bo'linish, qayta ishlov bosqichlariga qat'iy rioya qilish, sterilizatsiyaning fizik, kimyoviy va bakteriologik nazorati, sanitariya-gigiyenik rejim hamda to'liq hujjatlashtirishdir. Bu talablarga rioya qilish tibbiy aralashuvlar xavfsizligini va bemorlar hamda xodimlar infeksion himoyasini ta'minlaydi.</w:t>
+        <w:rPr>
+          <w:rFonts w:ascii="Times New Roman" w:cs="Times New Roman" w:eastAsia="Times New Roman" w:hAnsi="Times New Roman"/>
+          <w:sz w:val="28"/>
+          <w:szCs w:val="28"/>
+        </w:rPr>
+        <w:t xml:space="preserve">Markaziy sterilizatsiya bo'limi tibbiy asboblarni markazlashgan tarzda qayta ishlash va sterilizatsiyalash orqali shifoxona ichi infeksiyalarining oldini oladi. Uning faoliyatiga qo'yiladigan asosiy talablar: "iflosdan tozaga" bir yo'nalishli oqim prinsipi va zonalarga bo'linish, qayta ishlov bosqichlariga qat'iy rioya qilish, sterilizatsiyaning fizik, kimyoviy va bakteriologik nazorati, sanitariya-gigiyenik rejim hamda to'liq hujjatlashtirishdir. Bu talablarga rioya qilish tibbiy aralashuvlar xavfsizligini va bemorlar hamda xodimlar infeksion himoyasini ta'minlaydi. Darslikka ko'ra, zamonaviy kurash tizimi to'g'ri tashkil etilganda patogen mikroorganizmlar keltirib chiqargan kasalxona ichi infeksiyalari katta va hal etilmaydigan muammo emas; qo'llarni yuvish va dezinfeksiya qilish ularning oldini oluvchi muhim amal hisoblanadi [3]. CDC yo'riqnomasining maqsadi ham dezinfeksiya va sterilizatsiyani to'g'ri qo'llash orqali tibbiy yordam bilan bog'liq infeksiyalar ko'rsatkichini kamaytirishdir [5].</w:t>
       </w:r>
     </w:p>
     <w:p>
       <w:pPr>
         <w:pStyle w:val="Heading2"/>
-        <w:spacing w:after="80" w:before="220"/>
-      </w:pPr>
-      <w:r>
+        <w:spacing w:after="100" w:before="280"/>
+      </w:pPr>
+      <w:r>
+        <w:rPr>
+          <w:rFonts w:ascii="Times New Roman" w:cs="Times New Roman" w:eastAsia="Times New Roman" w:hAnsi="Times New Roman"/>
+          <w:b/>
+          <w:bCs/>
+          <w:sz w:val="28"/>
+          <w:szCs w:val="28"/>
+        </w:rPr>
         <w:t xml:space="preserve">Foydalanilgan adabiyotlar</w:t>
       </w:r>
     </w:p>
@@ -162,10 +320,15 @@
           <w:ilvl w:val="0"/>
           <w:numId w:val="2"/>
         </w:numPr>
-        <w:spacing w:after="40"/>
-      </w:pPr>
-      <w:r>
-        <w:t xml:space="preserve">SanQvaM № 0365-19. Tibbiy anjom-asboblar va buyumlarni sterilizatsiya qilish markazlarini loyihalashtirish, qurish va ekspluatatsiya qilish sanitariya qoidalari va me'yorlari. — Toshkent, 2019.</w:t>
+        <w:spacing w:after="80" w:line="260"/>
+      </w:pPr>
+      <w:r>
+        <w:rPr>
+          <w:rFonts w:ascii="Times New Roman" w:cs="Times New Roman" w:eastAsia="Times New Roman" w:hAnsi="Times New Roman"/>
+          <w:sz w:val="28"/>
+          <w:szCs w:val="28"/>
+        </w:rPr>
+        <w:t xml:space="preserve">SanQvaM № 0365-19: Tibbiy anjom-asboblar va buyumlarni sterilizatsiya qilish markazlarini loyihalashtirish, qurish va ekspluatatsiya qilish sanitariya qoidalari va me'yorlari. Toshkent, 2019 (rasmiy nashr). Manba: xayrullokomilov.uz/kutubxona, material № 760 (kutubxonada "SanPiN" deb nomlangan; matnda tasdiqlovchi shaxs va sana to'ldirilmagan — tasdiqlanmagan; matn kirill yozuvida).</w:t>
       </w:r>
     </w:p>
     <w:p>
@@ -175,9 +338,14 @@
           <w:ilvl w:val="0"/>
           <w:numId w:val="2"/>
         </w:numPr>
-        <w:spacing w:after="40"/>
-      </w:pPr>
-      <w:r>
+        <w:spacing w:after="80" w:line="260"/>
+      </w:pPr>
+      <w:r>
+        <w:rPr>
+          <w:rFonts w:ascii="Times New Roman" w:cs="Times New Roman" w:eastAsia="Times New Roman" w:hAnsi="Times New Roman"/>
+          <w:sz w:val="28"/>
+          <w:szCs w:val="28"/>
+        </w:rPr>
         <w:t xml:space="preserve">World Health Organization. Decontamination and reprocessing of medical devices in health-care facilities, 2016. URL: https://www.who.int/publications/i/item/9789241549851</w:t>
       </w:r>
     </w:p>
@@ -188,15 +356,56 @@
           <w:ilvl w:val="0"/>
           <w:numId w:val="2"/>
         </w:numPr>
-        <w:spacing w:after="40"/>
-      </w:pPr>
-      <w:r>
-        <w:t xml:space="preserve">Mirtazayev O.M., Zuyeva L.P., Matnazarova G.S. Epidemiologiya. — Toshkent, 2016.</w:t>
+        <w:spacing w:after="80" w:line="260"/>
+      </w:pPr>
+      <w:r>
+        <w:rPr>
+          <w:rFonts w:ascii="Times New Roman" w:cs="Times New Roman" w:eastAsia="Times New Roman" w:hAnsi="Times New Roman"/>
+          <w:sz w:val="28"/>
+          <w:szCs w:val="28"/>
+        </w:rPr>
+        <w:t xml:space="preserve">Mirtazayev O.M., Zueva L.P., Matnazarova G.S. Epidemiologiya (darslik). Toshkent, 2016. Manba: xayrullokomilov.uz/kutubxona, material № 2356 (matn kirill yozuvida).</w:t>
+      </w:r>
+    </w:p>
+    <w:p>
+      <w:pPr>
+        <w:pStyle w:val="ListParagraph"/>
+        <w:numPr>
+          <w:ilvl w:val="0"/>
+          <w:numId w:val="2"/>
+        </w:numPr>
+        <w:spacing w:after="80" w:line="260"/>
+      </w:pPr>
+      <w:r>
+        <w:rPr>
+          <w:rFonts w:ascii="Times New Roman" w:cs="Times New Roman" w:eastAsia="Times New Roman" w:hAnsi="Times New Roman"/>
+          <w:sz w:val="28"/>
+          <w:szCs w:val="28"/>
+        </w:rPr>
+        <w:t xml:space="preserve">SanPiN № 0278-09: Davolash-profilaktika muassasalarida dezinfeksiya va sterilizatsiya tadbirlarini tashkil etish va nazorat qilish sanitariya qoidalari va normativlari. Manba: xayrullokomilov.uz/kutubxona, material № 852 (matn rus tilida; kutubxonada kuchda deb belgilangan, rasmiy qabul sanasi ko'rsatilmagan).</w:t>
+      </w:r>
+    </w:p>
+    <w:p>
+      <w:pPr>
+        <w:pStyle w:val="ListParagraph"/>
+        <w:numPr>
+          <w:ilvl w:val="0"/>
+          <w:numId w:val="2"/>
+        </w:numPr>
+        <w:spacing w:after="80" w:line="260"/>
+      </w:pPr>
+      <w:r>
+        <w:rPr>
+          <w:rFonts w:ascii="Times New Roman" w:cs="Times New Roman" w:eastAsia="Times New Roman" w:hAnsi="Times New Roman"/>
+          <w:sz w:val="28"/>
+          <w:szCs w:val="28"/>
+        </w:rPr>
+        <w:t xml:space="preserve">Rutala W.A., Weber D.J.; Healthcare Infection Control Practices Advisory Committee (HICPAC). Guideline for Disinfection and Sterilization in Healthcare Facilities, 2008. Centers for Disease Control and Prevention. URL: https://stacks.cdc.gov/view/cdc/47378 (kirilgan sana: 30.10.2026).</w:t>
       </w:r>
     </w:p>
     <w:sectPr>
       <w:pgSz w:w="11906" w:h="16838" w:orient="portrait"/>
-      <w:pgMar w:top="1134" w:right="850" w:bottom="1134" w:left="1418" w:header="708" w:footer="708" w:gutter="0"/>
+      <w:pgMar w:top="1134" w:right="850" w:bottom="1134" w:left="1701" w:header="708" w:footer="708" w:gutter="0"/>
       <w:pgNumType/>
       <w:docGrid w:linePitch="360"/>
     </w:sectPr>
@@ -368,48 +577,17 @@
     <w:multiLevelType w:val="hybridMultilevel"/>
     <w:lvl w:ilvl="0" w:tentative="1">
       <w:start w:val="1"/>
-      <w:numFmt w:val="bullet"/>
-      <w:lvlText w:val="•"/>
+      <w:numFmt w:val="decimal"/>
+      <w:lvlText w:val="[%1]"/>
       <w:lvlJc w:val="left"/>
       <w:pPr>
-        <w:ind w:left="576" w:hanging="316"/>
-      </w:pPr>
-    </w:lvl>
-  </w:abstractNum>
-  <w:abstractNum w:abstractNumId="3" w15:restartNumberingAfterBreak="0">
-    <w:multiLevelType w:val="hybridMultilevel"/>
-    <w:lvl w:ilvl="0" w:tentative="1">
-      <w:start w:val="1"/>
-      <w:numFmt w:val="decimal"/>
-      <w:lvlText w:val="%1."/>
-      <w:lvlJc w:val="left"/>
-      <w:pPr>
-        <w:ind w:left="576" w:hanging="316"/>
-      </w:pPr>
-    </w:lvl>
-  </w:abstractNum>
-  <w:abstractNum w:abstractNumId="4" w15:restartNumberingAfterBreak="0">
-    <w:multiLevelType w:val="hybridMultilevel"/>
-    <w:lvl w:ilvl="0" w:tentative="1">
-      <w:start w:val="1"/>
-      <w:numFmt w:val="decimal"/>
-      <w:lvlText w:val="%1."/>
-      <w:lvlJc w:val="left"/>
-      <w:pPr>
-        <w:ind w:left="576" w:hanging="316"/>
-      </w:pPr>
-    </w:lvl>
-  </w:abstractNum>
-  <w:abstractNum w:abstractNumId="90">
-    <w:multiLevelType w:val="hybridMultilevel"/>
-    <w:lvl w:ilvl="0">
-      <w:start w:val="1"/>
-      <w:numFmt w:val="decimal"/>
-      <w:lvlText w:val="%1)"/>
-      <w:lvlJc w:val="left"/>
-      <w:pPr>
-        <w:ind w:left="851" w:hanging="425"/>
-      </w:pPr>
+        <w:ind w:left="720" w:hanging="720"/>
+      </w:pPr>
+      <w:rPr>
+        <w:rFonts w:ascii="Times New Roman" w:cs="Times New Roman" w:eastAsia="Times New Roman" w:hAnsi="Times New Roman"/>
+        <w:sz w:val="28"/>
+        <w:szCs w:val="28"/>
+      </w:rPr>
     </w:lvl>
   </w:abstractNum>
   <w:num w:numId="1">
@@ -419,7 +597,7 @@
     </w:lvlOverride>
   </w:num>
   <w:num w:numId="2">
-    <w:abstractNumId w:val="4"/>
+    <w:abstractNumId w:val="2"/>
     <w:lvlOverride w:ilvl="0">
       <w:startOverride w:val="1"/>
     </w:lvlOverride>
@@ -433,8 +611,8 @@
     <w:rPrDefault>
       <w:rPr>
         <w:rFonts w:ascii="Times New Roman" w:cs="Times New Roman" w:eastAsia="Times New Roman" w:hAnsi="Times New Roman"/>
-        <w:sz w:val="24"/>
-        <w:szCs w:val="24"/>
+        <w:sz w:val="28"/>
+        <w:szCs w:val="28"/>
       </w:rPr>
     </w:rPrDefault>
     <w:pPrDefault/>
@@ -569,7 +747,7 @@
     <w:unhideWhenUsed/>
     <w:pPr>
       <w:spacing w:after="100"/>
-      <w:ind w:left="240"/>
+      <w:ind w:left="280"/>
     </w:pPr>
   </w:style>
   <w:style w:type="paragraph" w:styleId="TOC3">
@@ -581,7 +759,7 @@
     <w:unhideWhenUsed/>
     <w:pPr>
       <w:spacing w:after="100"/>
-      <w:ind w:left="480"/>
+      <w:ind w:left="560"/>
     </w:pPr>
   </w:style>
   <w:style w:type="paragraph" w:styleId="TOC4">
@@ -593,7 +771,7 @@
     <w:unhideWhenUsed/>
     <w:pPr>
       <w:spacing w:after="100"/>
-      <w:ind w:left="720"/>
+      <w:ind w:left="840"/>
     </w:pPr>
   </w:style>
   <w:style w:type="paragraph" w:styleId="TOC5">
@@ -605,7 +783,7 @@
     <w:unhideWhenUsed/>
     <w:pPr>
       <w:spacing w:after="100"/>
-      <w:ind w:left="960"/>
+      <w:ind w:left="1120"/>
     </w:pPr>
   </w:style>
   <w:style w:type="paragraph" w:styleId="TOC6">
@@ -617,7 +795,7 @@
     <w:unhideWhenUsed/>
     <w:pPr>
       <w:spacing w:after="100"/>
-      <w:ind w:left="1200"/>
+      <w:ind w:left="1400"/>
     </w:pPr>
   </w:style>
   <w:style w:type="paragraph" w:styleId="TOC7">
@@ -629,7 +807,7 @@
     <w:unhideWhenUsed/>
     <w:pPr>
       <w:spacing w:after="100"/>
-      <w:ind w:left="1440"/>
+      <w:ind w:left="1680"/>
     </w:pPr>
   </w:style>
   <w:style w:type="paragraph" w:styleId="TOC8">
@@ -641,7 +819,7 @@
     <w:unhideWhenUsed/>
     <w:pPr>
       <w:spacing w:after="100"/>
-      <w:ind w:left="1680"/>
+      <w:ind w:left="1960"/>
     </w:pPr>
   </w:style>
   <w:style w:type="paragraph" w:styleId="TOC9">
@@ -653,7 +831,7 @@
     <w:unhideWhenUsed/>
     <w:pPr>
       <w:spacing w:after="100"/>
-      <w:ind w:left="1920"/>
+      <w:ind w:left="2240"/>
     </w:pPr>
   </w:style>
   <w:style w:type="character" w:styleId="Hyperlink">
@@ -753,15 +931,16 @@
     <w:next w:val="Normal"/>
     <w:qFormat/>
     <w:pPr>
-      <w:spacing w:after="200"/>
-      <w:jc w:val="center"/>
+      <w:spacing w:after="240" w:before="0"/>
+      <w:outlineLvl w:val="0"/>
     </w:pPr>
     <w:rPr>
       <w:rFonts w:ascii="Times New Roman" w:cs="Times New Roman" w:eastAsia="Times New Roman" w:hAnsi="Times New Roman"/>
       <w:b/>
       <w:bCs/>
-      <w:sz w:val="28"/>
-      <w:szCs w:val="28"/>
+      <w:color w:val="000000"/>
+      <w:sz w:val="30"/>
+      <w:szCs w:val="30"/>
     </w:rPr>
   </w:style>
   <w:style w:type="paragraph" w:styleId="Heading2">
@@ -769,12 +948,17 @@
     <w:basedOn w:val="Normal"/>
     <w:next w:val="Normal"/>
     <w:qFormat/>
+    <w:pPr>
+      <w:spacing w:after="100" w:before="200"/>
+      <w:outlineLvl w:val="1"/>
+    </w:pPr>
     <w:rPr>
       <w:rFonts w:ascii="Times New Roman" w:cs="Times New Roman" w:eastAsia="Times New Roman" w:hAnsi="Times New Roman"/>
       <w:b/>
       <w:bCs/>
-      <w:sz w:val="26"/>
-      <w:szCs w:val="26"/>
+      <w:color w:val="000000"/>
+      <w:sz w:val="28"/>
+      <w:szCs w:val="28"/>
     </w:rPr>
   </w:style>
 </w:styles>
